--- a/Computer Engineering, Software Engineering, Computer systems & their softwares/Annexes/CVs/CV_Department of Computer and software engineering/CV_Norkobilov_Akram.docx
+++ b/Computer Engineering, Software Engineering, Computer systems & their softwares/Annexes/CVs/CV_Department of Computer and software engineering/CV_Norkobilov_Akram.docx
@@ -52,15 +52,14 @@
                 <w:iCs/>
                 <w:lang w:val="en-GB"/>
               </w:rPr>
-              <w:t>PERSONAL INFORMATION</w:t>
-            </w:r>
-            <w:r>
-              <w:rPr>
-                <w:rFonts w:asciiTheme="minorBidi" w:hAnsiTheme="minorBidi"/>
-                <w:iCs/>
-                <w:lang w:val="en-GB"/>
-              </w:rPr>
-              <w:t xml:space="preserve"> </w:t>
+              <w:t>SHAXSIY MA'LUMOTLAR</w:t>
+            </w:r>
+            <w:r>
+              <w:rPr>
+                <w:rFonts w:asciiTheme="minorBidi" w:hAnsiTheme="minorBidi"/>
+                <w:iCs/>
+                <w:lang w:val="en-GB"/>
+              </w:rPr>
             </w:r>
           </w:p>
         </w:tc>
@@ -96,7 +95,7 @@
                 <w:bCs/>
                 <w:lang w:val="en-GB"/>
               </w:rPr>
-              <w:t>Full name</w:t>
+              <w:t>To'liq ism</w:t>
             </w:r>
           </w:p>
         </w:tc>
@@ -167,14 +166,13 @@
                 <w:bCs/>
                 <w:lang w:val="en-GB"/>
               </w:rPr>
-              <w:t>Academic degree and title</w:t>
-            </w:r>
-            <w:r>
-              <w:rPr>
-                <w:rFonts w:asciiTheme="minorBidi" w:hAnsiTheme="minorBidi"/>
-                <w:lang w:val="en-GB"/>
-              </w:rPr>
-              <w:t xml:space="preserve"> </w:t>
+              <w:t>Ilmiy daraja va unvon</w:t>
+            </w:r>
+            <w:r>
+              <w:rPr>
+                <w:rFonts w:asciiTheme="minorBidi" w:hAnsiTheme="minorBidi"/>
+                <w:lang w:val="en-GB"/>
+              </w:rPr>
             </w:r>
           </w:p>
         </w:tc>
@@ -232,7 +230,7 @@
                 <w:b/>
                 <w:bCs/>
               </w:rPr>
-              <w:t>Current Position</w:t>
+              <w:t>Hozirgi lavozim</w:t>
             </w:r>
           </w:p>
         </w:tc>
@@ -313,7 +311,7 @@
                 <w:b/>
                 <w:bCs/>
               </w:rPr>
-              <w:t>Research Field</w:t>
+              <w:t>Tadqiqot sohasi</w:t>
             </w:r>
           </w:p>
         </w:tc>
@@ -387,7 +385,7 @@
                 <w:iCs/>
                 <w:lang w:val="en-GB"/>
               </w:rPr>
-              <w:t>EDUCATIONAL BACKGROUND</w:t>
+              <w:t>TA'LIM MA'LUMOTLARI</w:t>
             </w:r>
           </w:p>
         </w:tc>
@@ -426,7 +424,7 @@
                 <w:iCs/>
                 <w:lang w:val="en-GB"/>
               </w:rPr>
-              <w:t>Degree</w:t>
+              <w:t>Daraja</w:t>
             </w:r>
           </w:p>
         </w:tc>
@@ -461,7 +459,7 @@
                 <w:bCs/>
                 <w:iCs/>
               </w:rPr>
-              <w:t>Program &amp; Qualification</w:t>
+              <w:t>Dastur va malaka</w:t>
             </w:r>
           </w:p>
         </w:tc>
@@ -499,7 +497,7 @@
                 <w:iCs/>
                 <w:lang w:val="en-GB"/>
               </w:rPr>
-              <w:t>HEI</w:t>
+              <w:t>OTM</w:t>
             </w:r>
           </w:p>
         </w:tc>
@@ -535,7 +533,7 @@
                 <w:bCs/>
                 <w:iCs/>
               </w:rPr>
-              <w:t>Year</w:t>
+              <w:t>Yil</w:t>
             </w:r>
           </w:p>
         </w:tc>
@@ -573,7 +571,7 @@
                 <w:bCs/>
                 <w:iCs/>
               </w:rPr>
-              <w:t>Bachelor</w:t>
+              <w:t>Bakalavr</w:t>
             </w:r>
           </w:p>
         </w:tc>
@@ -708,7 +706,7 @@
                 <w:bCs/>
                 <w:iCs/>
               </w:rPr>
-              <w:t>Master</w:t>
+              <w:t>Magistr</w:t>
             </w:r>
           </w:p>
         </w:tc>
@@ -927,7 +925,7 @@
               <w:rPr>
                 <w:rFonts w:ascii="Arial" w:hAnsi="Arial"/>
               </w:rPr>
-              <w:t>Termez State University</w:t>
+              <w:t>Termiz davlat universiteti</w:t>
             </w:r>
           </w:p>
         </w:tc>
@@ -1134,7 +1132,7 @@
                 <w:iCs/>
                 <w:lang w:val="en-GB"/>
               </w:rPr>
-              <w:t>PROFESSIONAL CAREER</w:t>
+              <w:t>KASBIY FAOLIYAT</w:t>
             </w:r>
           </w:p>
         </w:tc>
@@ -1170,14 +1168,13 @@
                 <w:bCs/>
                 <w:lang w:val="sv-SE"/>
               </w:rPr>
-              <w:t>Position</w:t>
+              <w:t>Lavozim</w:t>
             </w:r>
             <w:r>
               <w:rPr>
                 <w:rFonts w:asciiTheme="minorBidi" w:hAnsiTheme="minorBidi"/>
                 <w:lang w:val="sv-SE"/>
               </w:rPr>
-              <w:t xml:space="preserve"> </w:t>
             </w:r>
           </w:p>
         </w:tc>
@@ -1213,7 +1210,7 @@
                 <w:bCs/>
                 <w:lang w:val="en-US"/>
               </w:rPr>
-              <w:t>Organization</w:t>
+              <w:t>Tashkilot</w:t>
             </w:r>
           </w:p>
         </w:tc>
@@ -1248,7 +1245,7 @@
                 <w:bCs/>
                 <w:lang w:val="en-US"/>
               </w:rPr>
-              <w:t>Duration</w:t>
+              <w:t>Davr</w:t>
             </w:r>
           </w:p>
         </w:tc>
@@ -1280,7 +1277,7 @@
                 <w:rFonts w:asciiTheme="minorBidi" w:hAnsiTheme="minorBidi"/>
                 <w:lang w:val="en-US"/>
               </w:rPr>
-              <w:t>Teacher</w:t>
+              <w:t>O'qituvchi</w:t>
             </w:r>
           </w:p>
         </w:tc>
@@ -1407,7 +1404,7 @@
                 <w:rFonts w:asciiTheme="minorBidi" w:hAnsiTheme="minorBidi"/>
                 <w:lang w:val="en-US"/>
               </w:rPr>
-              <w:t>Termez State University</w:t>
+              <w:t>Termiz davlat universiteti</w:t>
             </w:r>
           </w:p>
         </w:tc>
@@ -1494,7 +1491,7 @@
                 <w:bCs/>
                 <w:iCs/>
               </w:rPr>
-              <w:t>PROFESSIONAL MEMBERSHIPS &amp; SCIENTIFIC ACTIVITY</w:t>
+              <w:t>KASBIY A'ZOLIKLAR VA ILMIY FAOLIYAT</w:t>
             </w:r>
           </w:p>
         </w:tc>
@@ -1529,7 +1526,7 @@
                 <w:b/>
                 <w:bCs/>
               </w:rPr>
-              <w:t>Organization</w:t>
+              <w:t>Tashkilot</w:t>
             </w:r>
           </w:p>
         </w:tc>
@@ -1565,7 +1562,7 @@
                 <w:b/>
                 <w:bCs/>
               </w:rPr>
-              <w:t>Position</w:t>
+              <w:t>Lavozim</w:t>
             </w:r>
           </w:p>
         </w:tc>
@@ -1601,7 +1598,7 @@
                 <w:b/>
                 <w:bCs/>
               </w:rPr>
-              <w:t>Year</w:t>
+              <w:t>Yil</w:t>
             </w:r>
           </w:p>
         </w:tc>
@@ -1727,7 +1724,7 @@
                 <w:b/>
                 <w:bCs/>
               </w:rPr>
-              <w:t xml:space="preserve">RESEARCH AND DEVELOPMENT PROJECTS (LAST 5 YEARS) </w:t>
+              <w:t>TADQIQOT VA ISHLAB CHIQISH LOYIHALARI (SO'NGGI 5 YIL)</w:t>
             </w:r>
           </w:p>
         </w:tc>
@@ -1799,7 +1796,7 @@
                 <w:b/>
                 <w:bCs/>
               </w:rPr>
-              <w:t>INDUSTRY COLLABORATIONS (LAST 5 YEARS)</w:t>
+              <w:t>SANOAT HAMKORLIKLARI (SO'NGGI 5 YIL)</w:t>
             </w:r>
           </w:p>
         </w:tc>
@@ -1872,7 +1869,7 @@
                 <w:b/>
                 <w:bCs/>
               </w:rPr>
-              <w:t>PATENTS AND INTELLECTUAL PROPERTY RIGHTS</w:t>
+              <w:t>PATENTLAR VA INTELLEKTUAL MULK HUQUQLARI</w:t>
             </w:r>
           </w:p>
         </w:tc>
@@ -1944,7 +1941,7 @@
                 <w:b/>
                 <w:bCs/>
               </w:rPr>
-              <w:t>SCIENTIFIC ARTICLES AND PUBLICATIONS (LAST 5 YEARS)</w:t>
+              <w:t>ILMIY MAQOLALAR VA NASHRLAR (SO'NGGI 5 YIL)</w:t>
             </w:r>
           </w:p>
         </w:tc>
